--- a/content/downloads/files/lion-rms-monthly-emergency-lighting-test-record-v1-0.docx
+++ b/content/downloads/files/lion-rms-monthly-emergency-lighting-test-record-v1-0.docx
@@ -274,15 +274,11 @@
       <w:r>
         <w:rPr>
           <w:rFonts w:ascii="Arial" w:cs="Arial" w:eastAsia="Arial" w:hAnsi="Arial"/>
-          <w:b w:val="false"/>
-          <w:bCs w:val="false"/>
-          <w:i w:val="false"/>
-          <w:iCs w:val="false"/>
-          <w:color w:val="808080"/>
           <w:sz w:val="22"/>
           <w:szCs w:val="22"/>
+          <w:u w:val="single" w:color="808080"/>
         </w:rPr>
-        <w:t xml:space="preserve">................................................................</w:t>
+        <w:t xml:space="preserve">                                                                </w:t>
       </w:r>
     </w:p>
     <w:p>
@@ -304,15 +300,11 @@
       <w:r>
         <w:rPr>
           <w:rFonts w:ascii="Arial" w:cs="Arial" w:eastAsia="Arial" w:hAnsi="Arial"/>
-          <w:b w:val="false"/>
-          <w:bCs w:val="false"/>
-          <w:i w:val="false"/>
-          <w:iCs w:val="false"/>
-          <w:color w:val="808080"/>
           <w:sz w:val="22"/>
           <w:szCs w:val="22"/>
+          <w:u w:val="single" w:color="808080"/>
         </w:rPr>
-        <w:t xml:space="preserve">................................................................</w:t>
+        <w:t xml:space="preserve">                                                                </w:t>
       </w:r>
     </w:p>
     <w:p>
@@ -334,15 +326,11 @@
       <w:r>
         <w:rPr>
           <w:rFonts w:ascii="Arial" w:cs="Arial" w:eastAsia="Arial" w:hAnsi="Arial"/>
-          <w:b w:val="false"/>
-          <w:bCs w:val="false"/>
-          <w:i w:val="false"/>
-          <w:iCs w:val="false"/>
-          <w:color w:val="808080"/>
           <w:sz w:val="22"/>
           <w:szCs w:val="22"/>
+          <w:u w:val="single" w:color="808080"/>
         </w:rPr>
-        <w:t xml:space="preserve">................................................................</w:t>
+        <w:t xml:space="preserve">                                                                </w:t>
       </w:r>
     </w:p>
     <w:p>
@@ -364,15 +352,11 @@
       <w:r>
         <w:rPr>
           <w:rFonts w:ascii="Arial" w:cs="Arial" w:eastAsia="Arial" w:hAnsi="Arial"/>
-          <w:b w:val="false"/>
-          <w:bCs w:val="false"/>
-          <w:i w:val="false"/>
-          <w:iCs w:val="false"/>
-          <w:color w:val="808080"/>
           <w:sz w:val="22"/>
           <w:szCs w:val="22"/>
+          <w:u w:val="single" w:color="808080"/>
         </w:rPr>
-        <w:t xml:space="preserve">..................</w:t>
+        <w:t xml:space="preserve">                  </w:t>
       </w:r>
     </w:p>
     <w:p>
@@ -394,15 +378,11 @@
       <w:r>
         <w:rPr>
           <w:rFonts w:ascii="Arial" w:cs="Arial" w:eastAsia="Arial" w:hAnsi="Arial"/>
-          <w:b w:val="false"/>
-          <w:bCs w:val="false"/>
-          <w:i w:val="false"/>
-          <w:iCs w:val="false"/>
-          <w:color w:val="808080"/>
           <w:sz w:val="22"/>
           <w:szCs w:val="22"/>
+          <w:u w:val="single" w:color="808080"/>
         </w:rPr>
-        <w:t xml:space="preserve">..........</w:t>
+        <w:t xml:space="preserve">          </w:t>
       </w:r>
       <w:r>
         <w:rPr>
@@ -436,15 +416,11 @@
       <w:r>
         <w:rPr>
           <w:rFonts w:ascii="Arial" w:cs="Arial" w:eastAsia="Arial" w:hAnsi="Arial"/>
-          <w:b w:val="false"/>
-          <w:bCs w:val="false"/>
-          <w:i w:val="false"/>
-          <w:iCs w:val="false"/>
-          <w:color w:val="808080"/>
           <w:sz w:val="22"/>
           <w:szCs w:val="22"/>
+          <w:u w:val="single" w:color="808080"/>
         </w:rPr>
-        <w:t xml:space="preserve">..........</w:t>
+        <w:t xml:space="preserve">          </w:t>
       </w:r>
     </w:p>
     <w:p>
@@ -466,15 +442,11 @@
       <w:r>
         <w:rPr>
           <w:rFonts w:ascii="Arial" w:cs="Arial" w:eastAsia="Arial" w:hAnsi="Arial"/>
-          <w:b w:val="false"/>
-          <w:bCs w:val="false"/>
-          <w:i w:val="false"/>
-          <w:iCs w:val="false"/>
-          <w:color w:val="808080"/>
           <w:sz w:val="22"/>
           <w:szCs w:val="22"/>
+          <w:u w:val="single" w:color="808080"/>
         </w:rPr>
-        <w:t xml:space="preserve">..................</w:t>
+        <w:t xml:space="preserve">                  </w:t>
       </w:r>
     </w:p>
     <w:tbl>
@@ -644,15 +616,11 @@
       <w:r>
         <w:rPr>
           <w:rFonts w:ascii="Arial" w:cs="Arial" w:eastAsia="Arial" w:hAnsi="Arial"/>
-          <w:b w:val="false"/>
-          <w:bCs w:val="false"/>
-          <w:i w:val="false"/>
-          <w:iCs w:val="false"/>
-          <w:color w:val="808080"/>
           <w:sz w:val="22"/>
           <w:szCs w:val="22"/>
+          <w:u w:val="single" w:color="808080"/>
         </w:rPr>
-        <w:t xml:space="preserve">..............................................</w:t>
+        <w:t xml:space="preserve">                                              </w:t>
       </w:r>
       <w:r>
         <w:rPr>
@@ -669,15 +637,11 @@
       <w:r>
         <w:rPr>
           <w:rFonts w:ascii="Arial" w:cs="Arial" w:eastAsia="Arial" w:hAnsi="Arial"/>
-          <w:b w:val="false"/>
-          <w:bCs w:val="false"/>
-          <w:i w:val="false"/>
-          <w:iCs w:val="false"/>
-          <w:color w:val="808080"/>
           <w:sz w:val="22"/>
           <w:szCs w:val="22"/>
+          <w:u w:val="single" w:color="808080"/>
         </w:rPr>
-        <w:t xml:space="preserve">..................</w:t>
+        <w:t xml:space="preserve">                  </w:t>
       </w:r>
     </w:p>
     <w:tbl>
@@ -4354,15 +4318,11 @@
             <w:r>
               <w:rPr>
                 <w:rFonts w:ascii="Arial" w:cs="Arial" w:eastAsia="Arial" w:hAnsi="Arial"/>
-                <w:b w:val="false"/>
-                <w:bCs w:val="false"/>
-                <w:i w:val="false"/>
-                <w:iCs w:val="false"/>
-                <w:color w:val="808080"/>
                 <w:sz w:val="22"/>
                 <w:szCs w:val="22"/>
-              </w:rPr>
-              <w:t xml:space="preserve">..................</w:t>
+                <w:u w:val="single" w:color="808080"/>
+              </w:rPr>
+              <w:t xml:space="preserve">                  </w:t>
             </w:r>
             <w:r>
               <w:rPr>
@@ -4379,15 +4339,11 @@
             <w:r>
               <w:rPr>
                 <w:rFonts w:ascii="Arial" w:cs="Arial" w:eastAsia="Arial" w:hAnsi="Arial"/>
-                <w:b w:val="false"/>
-                <w:bCs w:val="false"/>
-                <w:i w:val="false"/>
-                <w:iCs w:val="false"/>
-                <w:color w:val="808080"/>
                 <w:sz w:val="22"/>
                 <w:szCs w:val="22"/>
-              </w:rPr>
-              <w:t xml:space="preserve">................................</w:t>
+                <w:u w:val="single" w:color="808080"/>
+              </w:rPr>
+              <w:t xml:space="preserve">                                </w:t>
             </w:r>
           </w:p>
           <w:p>
@@ -4409,15 +4365,11 @@
             <w:r>
               <w:rPr>
                 <w:rFonts w:ascii="Arial" w:cs="Arial" w:eastAsia="Arial" w:hAnsi="Arial"/>
-                <w:b w:val="false"/>
-                <w:bCs w:val="false"/>
-                <w:i w:val="false"/>
-                <w:iCs w:val="false"/>
-                <w:color w:val="808080"/>
                 <w:sz w:val="22"/>
                 <w:szCs w:val="22"/>
-              </w:rPr>
-              <w:t xml:space="preserve">................................................................</w:t>
+                <w:u w:val="single" w:color="808080"/>
+              </w:rPr>
+              <w:t xml:space="preserve">                                                                </w:t>
             </w:r>
           </w:p>
           <w:p>
@@ -4439,15 +4391,11 @@
             <w:r>
               <w:rPr>
                 <w:rFonts w:ascii="Arial" w:cs="Arial" w:eastAsia="Arial" w:hAnsi="Arial"/>
-                <w:b w:val="false"/>
-                <w:bCs w:val="false"/>
-                <w:i w:val="false"/>
-                <w:iCs w:val="false"/>
-                <w:color w:val="808080"/>
                 <w:sz w:val="22"/>
                 <w:szCs w:val="22"/>
-              </w:rPr>
-              <w:t xml:space="preserve">................................</w:t>
+                <w:u w:val="single" w:color="808080"/>
+              </w:rPr>
+              <w:t xml:space="preserve">                                </w:t>
             </w:r>
           </w:p>
           <w:p>
@@ -4486,15 +4434,11 @@
             <w:r>
               <w:rPr>
                 <w:rFonts w:ascii="Arial" w:cs="Arial" w:eastAsia="Arial" w:hAnsi="Arial"/>
-                <w:b w:val="false"/>
-                <w:bCs w:val="false"/>
-                <w:i w:val="false"/>
-                <w:iCs w:val="false"/>
-                <w:color w:val="808080"/>
                 <w:sz w:val="22"/>
                 <w:szCs w:val="22"/>
-              </w:rPr>
-              <w:t xml:space="preserve">..........</w:t>
+                <w:u w:val="single" w:color="808080"/>
+              </w:rPr>
+              <w:t xml:space="preserve">          </w:t>
             </w:r>
             <w:r>
               <w:rPr>
@@ -4528,15 +4472,11 @@
             <w:r>
               <w:rPr>
                 <w:rFonts w:ascii="Arial" w:cs="Arial" w:eastAsia="Arial" w:hAnsi="Arial"/>
-                <w:b w:val="false"/>
-                <w:bCs w:val="false"/>
-                <w:i w:val="false"/>
-                <w:iCs w:val="false"/>
-                <w:color w:val="808080"/>
                 <w:sz w:val="22"/>
                 <w:szCs w:val="22"/>
-              </w:rPr>
-              <w:t xml:space="preserve">..........</w:t>
+                <w:u w:val="single" w:color="808080"/>
+              </w:rPr>
+              <w:t xml:space="preserve">          </w:t>
             </w:r>
             <w:r>
               <w:rPr>
@@ -4553,15 +4493,11 @@
             <w:r>
               <w:rPr>
                 <w:rFonts w:ascii="Arial" w:cs="Arial" w:eastAsia="Arial" w:hAnsi="Arial"/>
-                <w:b w:val="false"/>
-                <w:bCs w:val="false"/>
-                <w:i w:val="false"/>
-                <w:iCs w:val="false"/>
-                <w:color w:val="808080"/>
                 <w:sz w:val="22"/>
                 <w:szCs w:val="22"/>
-              </w:rPr>
-              <w:t xml:space="preserve">..........</w:t>
+                <w:u w:val="single" w:color="808080"/>
+              </w:rPr>
+              <w:t xml:space="preserve">          </w:t>
             </w:r>
             <w:r>
               <w:rPr>
@@ -4595,15 +4531,11 @@
             <w:r>
               <w:rPr>
                 <w:rFonts w:ascii="Arial" w:cs="Arial" w:eastAsia="Arial" w:hAnsi="Arial"/>
-                <w:b w:val="false"/>
-                <w:bCs w:val="false"/>
-                <w:i w:val="false"/>
-                <w:iCs w:val="false"/>
-                <w:color w:val="808080"/>
                 <w:sz w:val="22"/>
                 <w:szCs w:val="22"/>
-              </w:rPr>
-              <w:t xml:space="preserve">..........</w:t>
+                <w:u w:val="single" w:color="808080"/>
+              </w:rPr>
+              <w:t xml:space="preserve">          </w:t>
             </w:r>
           </w:p>
           <w:p>
@@ -4625,15 +4557,11 @@
             <w:r>
               <w:rPr>
                 <w:rFonts w:ascii="Arial" w:cs="Arial" w:eastAsia="Arial" w:hAnsi="Arial"/>
-                <w:b w:val="false"/>
-                <w:bCs w:val="false"/>
-                <w:i w:val="false"/>
-                <w:iCs w:val="false"/>
-                <w:color w:val="808080"/>
                 <w:sz w:val="22"/>
                 <w:szCs w:val="22"/>
-              </w:rPr>
-              <w:t xml:space="preserve">................................................................</w:t>
+                <w:u w:val="single" w:color="808080"/>
+              </w:rPr>
+              <w:t xml:space="preserve">                                                                </w:t>
             </w:r>
           </w:p>
           <w:p>
@@ -4643,15 +4571,11 @@
             <w:r>
               <w:rPr>
                 <w:rFonts w:ascii="Arial" w:cs="Arial" w:eastAsia="Arial" w:hAnsi="Arial"/>
-                <w:b w:val="false"/>
-                <w:bCs w:val="false"/>
-                <w:i w:val="false"/>
-                <w:iCs w:val="false"/>
-                <w:color w:val="808080"/>
                 <w:sz w:val="22"/>
                 <w:szCs w:val="22"/>
-              </w:rPr>
-              <w:t xml:space="preserve">................................................................</w:t>
+                <w:u w:val="single" w:color="808080"/>
+              </w:rPr>
+              <w:t xml:space="preserve">                                                                </w:t>
             </w:r>
           </w:p>
           <w:p>
@@ -4690,15 +4614,11 @@
             <w:r>
               <w:rPr>
                 <w:rFonts w:ascii="Arial" w:cs="Arial" w:eastAsia="Arial" w:hAnsi="Arial"/>
-                <w:b w:val="false"/>
-                <w:bCs w:val="false"/>
-                <w:i w:val="false"/>
-                <w:iCs w:val="false"/>
-                <w:color w:val="808080"/>
                 <w:sz w:val="22"/>
                 <w:szCs w:val="22"/>
-              </w:rPr>
-              <w:t xml:space="preserve">..................</w:t>
+                <w:u w:val="single" w:color="808080"/>
+              </w:rPr>
+              <w:t xml:space="preserve">                  </w:t>
             </w:r>
           </w:p>
           <w:p>
@@ -4720,15 +4640,11 @@
             <w:r>
               <w:rPr>
                 <w:rFonts w:ascii="Arial" w:cs="Arial" w:eastAsia="Arial" w:hAnsi="Arial"/>
-                <w:b w:val="false"/>
-                <w:bCs w:val="false"/>
-                <w:i w:val="false"/>
-                <w:iCs w:val="false"/>
-                <w:color w:val="808080"/>
                 <w:sz w:val="22"/>
                 <w:szCs w:val="22"/>
-              </w:rPr>
-              <w:t xml:space="preserve">................................</w:t>
+                <w:u w:val="single" w:color="808080"/>
+              </w:rPr>
+              <w:t xml:space="preserve">                                </w:t>
             </w:r>
           </w:p>
           <w:p>
@@ -4750,15 +4666,11 @@
             <w:r>
               <w:rPr>
                 <w:rFonts w:ascii="Arial" w:cs="Arial" w:eastAsia="Arial" w:hAnsi="Arial"/>
-                <w:b w:val="false"/>
-                <w:bCs w:val="false"/>
-                <w:i w:val="false"/>
-                <w:iCs w:val="false"/>
-                <w:color w:val="808080"/>
                 <w:sz w:val="22"/>
                 <w:szCs w:val="22"/>
-              </w:rPr>
-              <w:t xml:space="preserve">................................</w:t>
+                <w:u w:val="single" w:color="808080"/>
+              </w:rPr>
+              <w:t xml:space="preserve">                                </w:t>
             </w:r>
             <w:r>
               <w:rPr>
@@ -4775,15 +4687,11 @@
             <w:r>
               <w:rPr>
                 <w:rFonts w:ascii="Arial" w:cs="Arial" w:eastAsia="Arial" w:hAnsi="Arial"/>
-                <w:b w:val="false"/>
-                <w:bCs w:val="false"/>
-                <w:i w:val="false"/>
-                <w:iCs w:val="false"/>
-                <w:color w:val="808080"/>
                 <w:sz w:val="22"/>
                 <w:szCs w:val="22"/>
-              </w:rPr>
-              <w:t xml:space="preserve">..................</w:t>
+                <w:u w:val="single" w:color="808080"/>
+              </w:rPr>
+              <w:t xml:space="preserve">                  </w:t>
             </w:r>
           </w:p>
         </w:tc>
@@ -4859,15 +4767,11 @@
             <w:r>
               <w:rPr>
                 <w:rFonts w:ascii="Arial" w:cs="Arial" w:eastAsia="Arial" w:hAnsi="Arial"/>
-                <w:b w:val="false"/>
-                <w:bCs w:val="false"/>
-                <w:i w:val="false"/>
-                <w:iCs w:val="false"/>
-                <w:color w:val="808080"/>
                 <w:sz w:val="22"/>
                 <w:szCs w:val="22"/>
-              </w:rPr>
-              <w:t xml:space="preserve">..................</w:t>
+                <w:u w:val="single" w:color="808080"/>
+              </w:rPr>
+              <w:t xml:space="preserve">                  </w:t>
             </w:r>
             <w:r>
               <w:rPr>
@@ -4884,15 +4788,11 @@
             <w:r>
               <w:rPr>
                 <w:rFonts w:ascii="Arial" w:cs="Arial" w:eastAsia="Arial" w:hAnsi="Arial"/>
-                <w:b w:val="false"/>
-                <w:bCs w:val="false"/>
-                <w:i w:val="false"/>
-                <w:iCs w:val="false"/>
-                <w:color w:val="808080"/>
                 <w:sz w:val="22"/>
                 <w:szCs w:val="22"/>
-              </w:rPr>
-              <w:t xml:space="preserve">................................</w:t>
+                <w:u w:val="single" w:color="808080"/>
+              </w:rPr>
+              <w:t xml:space="preserve">                                </w:t>
             </w:r>
           </w:p>
           <w:p>
@@ -4914,15 +4814,11 @@
             <w:r>
               <w:rPr>
                 <w:rFonts w:ascii="Arial" w:cs="Arial" w:eastAsia="Arial" w:hAnsi="Arial"/>
-                <w:b w:val="false"/>
-                <w:bCs w:val="false"/>
-                <w:i w:val="false"/>
-                <w:iCs w:val="false"/>
-                <w:color w:val="808080"/>
                 <w:sz w:val="22"/>
                 <w:szCs w:val="22"/>
-              </w:rPr>
-              <w:t xml:space="preserve">................................................................</w:t>
+                <w:u w:val="single" w:color="808080"/>
+              </w:rPr>
+              <w:t xml:space="preserve">                                                                </w:t>
             </w:r>
           </w:p>
           <w:p>
@@ -4944,15 +4840,11 @@
             <w:r>
               <w:rPr>
                 <w:rFonts w:ascii="Arial" w:cs="Arial" w:eastAsia="Arial" w:hAnsi="Arial"/>
-                <w:b w:val="false"/>
-                <w:bCs w:val="false"/>
-                <w:i w:val="false"/>
-                <w:iCs w:val="false"/>
-                <w:color w:val="808080"/>
                 <w:sz w:val="22"/>
                 <w:szCs w:val="22"/>
-              </w:rPr>
-              <w:t xml:space="preserve">................................</w:t>
+                <w:u w:val="single" w:color="808080"/>
+              </w:rPr>
+              <w:t xml:space="preserve">                                </w:t>
             </w:r>
           </w:p>
           <w:p>
@@ -4991,15 +4883,11 @@
             <w:r>
               <w:rPr>
                 <w:rFonts w:ascii="Arial" w:cs="Arial" w:eastAsia="Arial" w:hAnsi="Arial"/>
-                <w:b w:val="false"/>
-                <w:bCs w:val="false"/>
-                <w:i w:val="false"/>
-                <w:iCs w:val="false"/>
-                <w:color w:val="808080"/>
                 <w:sz w:val="22"/>
                 <w:szCs w:val="22"/>
-              </w:rPr>
-              <w:t xml:space="preserve">..........</w:t>
+                <w:u w:val="single" w:color="808080"/>
+              </w:rPr>
+              <w:t xml:space="preserve">          </w:t>
             </w:r>
             <w:r>
               <w:rPr>
@@ -5033,15 +4921,11 @@
             <w:r>
               <w:rPr>
                 <w:rFonts w:ascii="Arial" w:cs="Arial" w:eastAsia="Arial" w:hAnsi="Arial"/>
-                <w:b w:val="false"/>
-                <w:bCs w:val="false"/>
-                <w:i w:val="false"/>
-                <w:iCs w:val="false"/>
-                <w:color w:val="808080"/>
                 <w:sz w:val="22"/>
                 <w:szCs w:val="22"/>
-              </w:rPr>
-              <w:t xml:space="preserve">..........</w:t>
+                <w:u w:val="single" w:color="808080"/>
+              </w:rPr>
+              <w:t xml:space="preserve">          </w:t>
             </w:r>
             <w:r>
               <w:rPr>
@@ -5058,15 +4942,11 @@
             <w:r>
               <w:rPr>
                 <w:rFonts w:ascii="Arial" w:cs="Arial" w:eastAsia="Arial" w:hAnsi="Arial"/>
-                <w:b w:val="false"/>
-                <w:bCs w:val="false"/>
-                <w:i w:val="false"/>
-                <w:iCs w:val="false"/>
-                <w:color w:val="808080"/>
                 <w:sz w:val="22"/>
                 <w:szCs w:val="22"/>
-              </w:rPr>
-              <w:t xml:space="preserve">..........</w:t>
+                <w:u w:val="single" w:color="808080"/>
+              </w:rPr>
+              <w:t xml:space="preserve">          </w:t>
             </w:r>
             <w:r>
               <w:rPr>
@@ -5100,15 +4980,11 @@
             <w:r>
               <w:rPr>
                 <w:rFonts w:ascii="Arial" w:cs="Arial" w:eastAsia="Arial" w:hAnsi="Arial"/>
-                <w:b w:val="false"/>
-                <w:bCs w:val="false"/>
-                <w:i w:val="false"/>
-                <w:iCs w:val="false"/>
-                <w:color w:val="808080"/>
                 <w:sz w:val="22"/>
                 <w:szCs w:val="22"/>
-              </w:rPr>
-              <w:t xml:space="preserve">..........</w:t>
+                <w:u w:val="single" w:color="808080"/>
+              </w:rPr>
+              <w:t xml:space="preserve">          </w:t>
             </w:r>
           </w:p>
           <w:p>
@@ -5130,15 +5006,11 @@
             <w:r>
               <w:rPr>
                 <w:rFonts w:ascii="Arial" w:cs="Arial" w:eastAsia="Arial" w:hAnsi="Arial"/>
-                <w:b w:val="false"/>
-                <w:bCs w:val="false"/>
-                <w:i w:val="false"/>
-                <w:iCs w:val="false"/>
-                <w:color w:val="808080"/>
                 <w:sz w:val="22"/>
                 <w:szCs w:val="22"/>
-              </w:rPr>
-              <w:t xml:space="preserve">................................................................</w:t>
+                <w:u w:val="single" w:color="808080"/>
+              </w:rPr>
+              <w:t xml:space="preserve">                                                                </w:t>
             </w:r>
           </w:p>
           <w:p>
@@ -5148,15 +5020,11 @@
             <w:r>
               <w:rPr>
                 <w:rFonts w:ascii="Arial" w:cs="Arial" w:eastAsia="Arial" w:hAnsi="Arial"/>
-                <w:b w:val="false"/>
-                <w:bCs w:val="false"/>
-                <w:i w:val="false"/>
-                <w:iCs w:val="false"/>
-                <w:color w:val="808080"/>
                 <w:sz w:val="22"/>
                 <w:szCs w:val="22"/>
-              </w:rPr>
-              <w:t xml:space="preserve">................................................................</w:t>
+                <w:u w:val="single" w:color="808080"/>
+              </w:rPr>
+              <w:t xml:space="preserve">                                                                </w:t>
             </w:r>
           </w:p>
           <w:p>
@@ -5195,15 +5063,11 @@
             <w:r>
               <w:rPr>
                 <w:rFonts w:ascii="Arial" w:cs="Arial" w:eastAsia="Arial" w:hAnsi="Arial"/>
-                <w:b w:val="false"/>
-                <w:bCs w:val="false"/>
-                <w:i w:val="false"/>
-                <w:iCs w:val="false"/>
-                <w:color w:val="808080"/>
                 <w:sz w:val="22"/>
                 <w:szCs w:val="22"/>
-              </w:rPr>
-              <w:t xml:space="preserve">..................</w:t>
+                <w:u w:val="single" w:color="808080"/>
+              </w:rPr>
+              <w:t xml:space="preserve">                  </w:t>
             </w:r>
           </w:p>
           <w:p>
@@ -5225,15 +5089,11 @@
             <w:r>
               <w:rPr>
                 <w:rFonts w:ascii="Arial" w:cs="Arial" w:eastAsia="Arial" w:hAnsi="Arial"/>
-                <w:b w:val="false"/>
-                <w:bCs w:val="false"/>
-                <w:i w:val="false"/>
-                <w:iCs w:val="false"/>
-                <w:color w:val="808080"/>
                 <w:sz w:val="22"/>
                 <w:szCs w:val="22"/>
-              </w:rPr>
-              <w:t xml:space="preserve">................................</w:t>
+                <w:u w:val="single" w:color="808080"/>
+              </w:rPr>
+              <w:t xml:space="preserve">                                </w:t>
             </w:r>
           </w:p>
           <w:p>
@@ -5255,15 +5115,11 @@
             <w:r>
               <w:rPr>
                 <w:rFonts w:ascii="Arial" w:cs="Arial" w:eastAsia="Arial" w:hAnsi="Arial"/>
-                <w:b w:val="false"/>
-                <w:bCs w:val="false"/>
-                <w:i w:val="false"/>
-                <w:iCs w:val="false"/>
-                <w:color w:val="808080"/>
                 <w:sz w:val="22"/>
                 <w:szCs w:val="22"/>
-              </w:rPr>
-              <w:t xml:space="preserve">................................</w:t>
+                <w:u w:val="single" w:color="808080"/>
+              </w:rPr>
+              <w:t xml:space="preserve">                                </w:t>
             </w:r>
             <w:r>
               <w:rPr>
@@ -5280,15 +5136,11 @@
             <w:r>
               <w:rPr>
                 <w:rFonts w:ascii="Arial" w:cs="Arial" w:eastAsia="Arial" w:hAnsi="Arial"/>
-                <w:b w:val="false"/>
-                <w:bCs w:val="false"/>
-                <w:i w:val="false"/>
-                <w:iCs w:val="false"/>
-                <w:color w:val="808080"/>
                 <w:sz w:val="22"/>
                 <w:szCs w:val="22"/>
-              </w:rPr>
-              <w:t xml:space="preserve">..................</w:t>
+                <w:u w:val="single" w:color="808080"/>
+              </w:rPr>
+              <w:t xml:space="preserve">                  </w:t>
             </w:r>
           </w:p>
         </w:tc>
@@ -5376,15 +5228,11 @@
             <w:r>
               <w:rPr>
                 <w:rFonts w:ascii="Arial" w:cs="Arial" w:eastAsia="Arial" w:hAnsi="Arial"/>
-                <w:b w:val="false"/>
-                <w:bCs w:val="false"/>
-                <w:i w:val="false"/>
-                <w:iCs w:val="false"/>
-                <w:color w:val="808080"/>
                 <w:sz w:val="22"/>
                 <w:szCs w:val="22"/>
-              </w:rPr>
-              <w:t xml:space="preserve">..................</w:t>
+                <w:u w:val="single" w:color="808080"/>
+              </w:rPr>
+              <w:t xml:space="preserve">                  </w:t>
             </w:r>
             <w:r>
               <w:rPr>
@@ -5401,15 +5249,11 @@
             <w:r>
               <w:rPr>
                 <w:rFonts w:ascii="Arial" w:cs="Arial" w:eastAsia="Arial" w:hAnsi="Arial"/>
-                <w:b w:val="false"/>
-                <w:bCs w:val="false"/>
-                <w:i w:val="false"/>
-                <w:iCs w:val="false"/>
-                <w:color w:val="808080"/>
                 <w:sz w:val="22"/>
                 <w:szCs w:val="22"/>
-              </w:rPr>
-              <w:t xml:space="preserve">................................</w:t>
+                <w:u w:val="single" w:color="808080"/>
+              </w:rPr>
+              <w:t xml:space="preserve">                                </w:t>
             </w:r>
           </w:p>
           <w:p>
@@ -5431,15 +5275,11 @@
             <w:r>
               <w:rPr>
                 <w:rFonts w:ascii="Arial" w:cs="Arial" w:eastAsia="Arial" w:hAnsi="Arial"/>
-                <w:b w:val="false"/>
-                <w:bCs w:val="false"/>
-                <w:i w:val="false"/>
-                <w:iCs w:val="false"/>
-                <w:color w:val="808080"/>
                 <w:sz w:val="22"/>
                 <w:szCs w:val="22"/>
-              </w:rPr>
-              <w:t xml:space="preserve">................................................................</w:t>
+                <w:u w:val="single" w:color="808080"/>
+              </w:rPr>
+              <w:t xml:space="preserve">                                                                </w:t>
             </w:r>
           </w:p>
           <w:p>
@@ -5461,15 +5301,11 @@
             <w:r>
               <w:rPr>
                 <w:rFonts w:ascii="Arial" w:cs="Arial" w:eastAsia="Arial" w:hAnsi="Arial"/>
-                <w:b w:val="false"/>
-                <w:bCs w:val="false"/>
-                <w:i w:val="false"/>
-                <w:iCs w:val="false"/>
-                <w:color w:val="808080"/>
                 <w:sz w:val="22"/>
                 <w:szCs w:val="22"/>
-              </w:rPr>
-              <w:t xml:space="preserve">................................</w:t>
+                <w:u w:val="single" w:color="808080"/>
+              </w:rPr>
+              <w:t xml:space="preserve">                                </w:t>
             </w:r>
           </w:p>
           <w:p>
@@ -5508,15 +5344,11 @@
             <w:r>
               <w:rPr>
                 <w:rFonts w:ascii="Arial" w:cs="Arial" w:eastAsia="Arial" w:hAnsi="Arial"/>
-                <w:b w:val="false"/>
-                <w:bCs w:val="false"/>
-                <w:i w:val="false"/>
-                <w:iCs w:val="false"/>
-                <w:color w:val="808080"/>
                 <w:sz w:val="22"/>
                 <w:szCs w:val="22"/>
-              </w:rPr>
-              <w:t xml:space="preserve">..........</w:t>
+                <w:u w:val="single" w:color="808080"/>
+              </w:rPr>
+              <w:t xml:space="preserve">          </w:t>
             </w:r>
             <w:r>
               <w:rPr>
@@ -5550,15 +5382,11 @@
             <w:r>
               <w:rPr>
                 <w:rFonts w:ascii="Arial" w:cs="Arial" w:eastAsia="Arial" w:hAnsi="Arial"/>
-                <w:b w:val="false"/>
-                <w:bCs w:val="false"/>
-                <w:i w:val="false"/>
-                <w:iCs w:val="false"/>
-                <w:color w:val="808080"/>
                 <w:sz w:val="22"/>
                 <w:szCs w:val="22"/>
-              </w:rPr>
-              <w:t xml:space="preserve">..........</w:t>
+                <w:u w:val="single" w:color="808080"/>
+              </w:rPr>
+              <w:t xml:space="preserve">          </w:t>
             </w:r>
             <w:r>
               <w:rPr>
@@ -5575,15 +5403,11 @@
             <w:r>
               <w:rPr>
                 <w:rFonts w:ascii="Arial" w:cs="Arial" w:eastAsia="Arial" w:hAnsi="Arial"/>
-                <w:b w:val="false"/>
-                <w:bCs w:val="false"/>
-                <w:i w:val="false"/>
-                <w:iCs w:val="false"/>
-                <w:color w:val="808080"/>
                 <w:sz w:val="22"/>
                 <w:szCs w:val="22"/>
-              </w:rPr>
-              <w:t xml:space="preserve">..........</w:t>
+                <w:u w:val="single" w:color="808080"/>
+              </w:rPr>
+              <w:t xml:space="preserve">          </w:t>
             </w:r>
             <w:r>
               <w:rPr>
@@ -5617,15 +5441,11 @@
             <w:r>
               <w:rPr>
                 <w:rFonts w:ascii="Arial" w:cs="Arial" w:eastAsia="Arial" w:hAnsi="Arial"/>
-                <w:b w:val="false"/>
-                <w:bCs w:val="false"/>
-                <w:i w:val="false"/>
-                <w:iCs w:val="false"/>
-                <w:color w:val="808080"/>
                 <w:sz w:val="22"/>
                 <w:szCs w:val="22"/>
-              </w:rPr>
-              <w:t xml:space="preserve">..........</w:t>
+                <w:u w:val="single" w:color="808080"/>
+              </w:rPr>
+              <w:t xml:space="preserve">          </w:t>
             </w:r>
           </w:p>
           <w:p>
@@ -5647,15 +5467,11 @@
             <w:r>
               <w:rPr>
                 <w:rFonts w:ascii="Arial" w:cs="Arial" w:eastAsia="Arial" w:hAnsi="Arial"/>
-                <w:b w:val="false"/>
-                <w:bCs w:val="false"/>
-                <w:i w:val="false"/>
-                <w:iCs w:val="false"/>
-                <w:color w:val="808080"/>
                 <w:sz w:val="22"/>
                 <w:szCs w:val="22"/>
-              </w:rPr>
-              <w:t xml:space="preserve">................................................................</w:t>
+                <w:u w:val="single" w:color="808080"/>
+              </w:rPr>
+              <w:t xml:space="preserve">                                                                </w:t>
             </w:r>
           </w:p>
           <w:p>
@@ -5665,15 +5481,11 @@
             <w:r>
               <w:rPr>
                 <w:rFonts w:ascii="Arial" w:cs="Arial" w:eastAsia="Arial" w:hAnsi="Arial"/>
-                <w:b w:val="false"/>
-                <w:bCs w:val="false"/>
-                <w:i w:val="false"/>
-                <w:iCs w:val="false"/>
-                <w:color w:val="808080"/>
                 <w:sz w:val="22"/>
                 <w:szCs w:val="22"/>
-              </w:rPr>
-              <w:t xml:space="preserve">................................................................</w:t>
+                <w:u w:val="single" w:color="808080"/>
+              </w:rPr>
+              <w:t xml:space="preserve">                                                                </w:t>
             </w:r>
           </w:p>
           <w:p>
@@ -5712,15 +5524,11 @@
             <w:r>
               <w:rPr>
                 <w:rFonts w:ascii="Arial" w:cs="Arial" w:eastAsia="Arial" w:hAnsi="Arial"/>
-                <w:b w:val="false"/>
-                <w:bCs w:val="false"/>
-                <w:i w:val="false"/>
-                <w:iCs w:val="false"/>
-                <w:color w:val="808080"/>
                 <w:sz w:val="22"/>
                 <w:szCs w:val="22"/>
-              </w:rPr>
-              <w:t xml:space="preserve">..................</w:t>
+                <w:u w:val="single" w:color="808080"/>
+              </w:rPr>
+              <w:t xml:space="preserve">                  </w:t>
             </w:r>
           </w:p>
           <w:p>
@@ -5742,15 +5550,11 @@
             <w:r>
               <w:rPr>
                 <w:rFonts w:ascii="Arial" w:cs="Arial" w:eastAsia="Arial" w:hAnsi="Arial"/>
-                <w:b w:val="false"/>
-                <w:bCs w:val="false"/>
-                <w:i w:val="false"/>
-                <w:iCs w:val="false"/>
-                <w:color w:val="808080"/>
                 <w:sz w:val="22"/>
                 <w:szCs w:val="22"/>
-              </w:rPr>
-              <w:t xml:space="preserve">................................</w:t>
+                <w:u w:val="single" w:color="808080"/>
+              </w:rPr>
+              <w:t xml:space="preserve">                                </w:t>
             </w:r>
           </w:p>
           <w:p>
@@ -5772,15 +5576,11 @@
             <w:r>
               <w:rPr>
                 <w:rFonts w:ascii="Arial" w:cs="Arial" w:eastAsia="Arial" w:hAnsi="Arial"/>
-                <w:b w:val="false"/>
-                <w:bCs w:val="false"/>
-                <w:i w:val="false"/>
-                <w:iCs w:val="false"/>
-                <w:color w:val="808080"/>
                 <w:sz w:val="22"/>
                 <w:szCs w:val="22"/>
-              </w:rPr>
-              <w:t xml:space="preserve">................................</w:t>
+                <w:u w:val="single" w:color="808080"/>
+              </w:rPr>
+              <w:t xml:space="preserve">                                </w:t>
             </w:r>
             <w:r>
               <w:rPr>
@@ -5797,15 +5597,11 @@
             <w:r>
               <w:rPr>
                 <w:rFonts w:ascii="Arial" w:cs="Arial" w:eastAsia="Arial" w:hAnsi="Arial"/>
-                <w:b w:val="false"/>
-                <w:bCs w:val="false"/>
-                <w:i w:val="false"/>
-                <w:iCs w:val="false"/>
-                <w:color w:val="808080"/>
                 <w:sz w:val="22"/>
                 <w:szCs w:val="22"/>
-              </w:rPr>
-              <w:t xml:space="preserve">..................</w:t>
+                <w:u w:val="single" w:color="808080"/>
+              </w:rPr>
+              <w:t xml:space="preserve">                  </w:t>
             </w:r>
           </w:p>
         </w:tc>
@@ -5918,15 +5714,11 @@
       <w:r>
         <w:rPr>
           <w:rFonts w:ascii="Arial" w:cs="Arial" w:eastAsia="Arial" w:hAnsi="Arial"/>
-          <w:b w:val="false"/>
-          <w:bCs w:val="false"/>
-          <w:i w:val="false"/>
-          <w:iCs w:val="false"/>
-          <w:color w:val="808080"/>
           <w:sz w:val="22"/>
           <w:szCs w:val="22"/>
+          <w:u w:val="single" w:color="808080"/>
         </w:rPr>
-        <w:t xml:space="preserve">..............................................</w:t>
+        <w:t xml:space="preserve">                                              </w:t>
       </w:r>
       <w:r>
         <w:rPr>
@@ -5943,15 +5735,11 @@
       <w:r>
         <w:rPr>
           <w:rFonts w:ascii="Arial" w:cs="Arial" w:eastAsia="Arial" w:hAnsi="Arial"/>
-          <w:b w:val="false"/>
-          <w:bCs w:val="false"/>
-          <w:i w:val="false"/>
-          <w:iCs w:val="false"/>
-          <w:color w:val="808080"/>
           <w:sz w:val="22"/>
           <w:szCs w:val="22"/>
+          <w:u w:val="single" w:color="808080"/>
         </w:rPr>
-        <w:t xml:space="preserve">......</w:t>
+        <w:t xml:space="preserve">      </w:t>
       </w:r>
       <w:r>
         <w:rPr>
@@ -5968,15 +5756,11 @@
       <w:r>
         <w:rPr>
           <w:rFonts w:ascii="Arial" w:cs="Arial" w:eastAsia="Arial" w:hAnsi="Arial"/>
-          <w:b w:val="false"/>
-          <w:bCs w:val="false"/>
-          <w:i w:val="false"/>
-          <w:iCs w:val="false"/>
-          <w:color w:val="808080"/>
           <w:sz w:val="22"/>
           <w:szCs w:val="22"/>
+          <w:u w:val="single" w:color="808080"/>
         </w:rPr>
-        <w:t xml:space="preserve">......</w:t>
+        <w:t xml:space="preserve">      </w:t>
       </w:r>
     </w:p>
     <w:tbl>
